--- a/pr-preview/pr-1/vignettes/articles/quarto_article.docx
+++ b/pr-preview/pr-1/vignettes/articles/quarto_article.docx
@@ -15,7 +15,7 @@
         <w:pStyle w:val="Author"/>
       </w:pPr>
       <w:r>
-        <w:t xml:space="preserve">UC Davis Seroepidemiology Research Group (UCD-SERG)</w:t>
+        <w:t xml:space="preserve">Douglas Ezra Morrison</w:t>
       </w:r>
     </w:p>
     <w:p>
